--- a/Cover_Letters/Shinoy_Gaming_Laboratories_International__LLC_Test_Engineer_Cover_Letter.docx
+++ b/Cover_Letters/Shinoy_Gaming_Laboratories_International__LLC_Test_Engineer_Cover_Letter.docx
@@ -14,7 +14,7 @@
     </w:p>
     <w:p>
       <w:r>
-        <w:t>September 02, 2026</w:t>
+        <w:t>September 24, 2026</w:t>
       </w:r>
     </w:p>
     <w:p>
@@ -35,12 +35,12 @@
     </w:p>
     <w:p>
       <w:r>
-        <w:t>Your opening for a Test Engineer caught my attention because it focuses heavily on evaluating technical requirements, executing tests accurately, and documenting results with a high degree of care. Throughout my career in quality assurance, I have spent years reviewing requirements, working with developers and clients, and tracking defects closely to make sure products meet high standards. I also bring hands-on experience with modern scripting tools, including using Gemini Code Assist to streamline test generation workflows.</w:t>
+        <w:t>Your focus on testing products to identify potential defects and ensure regulatory compliance matches my background in quality assurance. In my recent roles, I have focused on evaluating technical requirements, executing thorough test methods, and documenting results clearly to support reliable releases.</w:t>
       </w:r>
     </w:p>
     <w:p>
       <w:r>
-        <w:t>I appreciate the care your team puts into protecting casino and gambling markets through thorough testing and regulatory compliance. Working in regulated environments has taught me how important attention to detail and clear documentation are for successful product delivery.</w:t>
+        <w:t>I also use tools like Gemini Code Assist to streamline test generation scripts and improve the overall speed of quality checks. I am comfortable working with technical requirements and communicating testing status to relevant parties.</w:t>
       </w:r>
     </w:p>
     <w:p>
